--- a/vvdn/converters/README.docx
+++ b/vvdn/converters/README.docx
@@ -1422,11 +1422,10 @@
             </w:pPr>
             <w:r>
               <w:rPr>
-                <w:i/>
-                <w:color w:val="145AA0"/>
+                <w:color w:val="282C34"/>
                 <w:sz w:val="18"/>
               </w:rPr>
-              <w:t>5\,W \dots 50\,kW</w:t>
+              <w:t>5 W ... 50 kW</w:t>
             </w:r>
           </w:p>
         </w:tc>
@@ -1447,11 +1446,10 @@
             </w:pPr>
             <w:r>
               <w:rPr>
-                <w:i/>
-                <w:color w:val="145AA0"/>
+                <w:color w:val="282C34"/>
                 <w:sz w:val="18"/>
               </w:rPr>
-              <w:t>88\% \dots 98\%</w:t>
+              <w:t>88\% ... 98\%</w:t>
             </w:r>
           </w:p>
         </w:tc>
@@ -1574,37 +1572,10 @@
             </w:pPr>
             <w:r>
               <w:rPr>
-                <w:i/>
-                <w:color w:val="145AA0"/>
+                <w:color w:val="282C34"/>
                 <w:sz w:val="18"/>
               </w:rPr>
-              <w:t>1\,W \dots 5\,kW</w:t>
-            </w:r>
-          </w:p>
-        </w:tc>
-        <w:tc>
-          <w:tcPr>
-            <w:tcW w:type="dxa" w:w="1632"/>
-            <w:shd w:fill="F4F7F9"/>
-            <w:tcMar>
-              <w:top w:w="80" w:type="dxa"/>
-              <w:bottom w:w="80" w:type="dxa"/>
-              <w:left w:w="120" w:type="dxa"/>
-              <w:right w:w="120" w:type="dxa"/>
-            </w:tcMar>
-            <w:vAlign w:val="center"/>
-          </w:tcPr>
-          <w:p>
-            <w:pPr>
-              <w:spacing w:after="0"/>
-            </w:pPr>
-            <w:r>
-              <w:rPr>
-                <w:i/>
-                <w:color w:val="145AA0"/>
-                <w:sz w:val="18"/>
-              </w:rPr>
-              <w:t>92\% \dots 98.5\%</w:t>
+              <w:t>1 W ... 5 kW</w:t>
             </w:r>
           </w:p>
         </w:tc>
@@ -1629,22 +1600,32 @@
                 <w:color w:val="282C34"/>
                 <w:sz w:val="18"/>
               </w:rPr>
-              <w:t>Low-</w:t>
+              <w:t>92\% ... 98.5\%</w:t>
             </w:r>
-            <w:r>
-              <w:rPr>
-                <w:i/>
-                <w:color w:val="145AA0"/>
-                <w:sz w:val="18"/>
-              </w:rPr>
-              <w:t>R_{DS(on)</w:t>
-            </w:r>
+          </w:p>
+        </w:tc>
+        <w:tc>
+          <w:tcPr>
+            <w:tcW w:type="dxa" w:w="1632"/>
+            <w:shd w:fill="F4F7F9"/>
+            <w:tcMar>
+              <w:top w:w="80" w:type="dxa"/>
+              <w:bottom w:w="80" w:type="dxa"/>
+              <w:left w:w="120" w:type="dxa"/>
+              <w:right w:w="120" w:type="dxa"/>
+            </w:tcMar>
+            <w:vAlign w:val="center"/>
+          </w:tcPr>
+          <w:p>
+            <w:pPr>
+              <w:spacing w:after="0"/>
+            </w:pPr>
             <w:r>
               <w:rPr>
                 <w:color w:val="282C34"/>
                 <w:sz w:val="18"/>
               </w:rPr>
-              <w:t xml:space="preserve"> Trench FET</w:t>
+              <w:t>Low-R_DS(on) Trench FET</w:t>
             </w:r>
           </w:p>
         </w:tc>
@@ -1741,11 +1722,10 @@
             </w:pPr>
             <w:r>
               <w:rPr>
-                <w:i/>
-                <w:color w:val="145AA0"/>
+                <w:color w:val="282C34"/>
                 <w:sz w:val="18"/>
               </w:rPr>
-              <w:t>1\,kW \dots 20\,MW</w:t>
+              <w:t>1 kW ... 20 MW</w:t>
             </w:r>
           </w:p>
         </w:tc>
@@ -1766,11 +1746,10 @@
             </w:pPr>
             <w:r>
               <w:rPr>
-                <w:i/>
-                <w:color w:val="145AA0"/>
+                <w:color w:val="282C34"/>
                 <w:sz w:val="18"/>
               </w:rPr>
-              <w:t>95\% \dots 99\%</w:t>
+              <w:t>95\% ... 99\%</w:t>
             </w:r>
           </w:p>
         </w:tc>
@@ -1893,11 +1872,10 @@
             </w:pPr>
             <w:r>
               <w:rPr>
-                <w:i/>
-                <w:color w:val="145AA0"/>
+                <w:color w:val="282C34"/>
                 <w:sz w:val="18"/>
               </w:rPr>
-              <w:t>500\,W \dots 1\,MW</w:t>
+              <w:t>500 W ... 1 MW</w:t>
             </w:r>
           </w:p>
         </w:tc>
@@ -1919,11 +1897,10 @@
             </w:pPr>
             <w:r>
               <w:rPr>
-                <w:i/>
-                <w:color w:val="145AA0"/>
+                <w:color w:val="282C34"/>
                 <w:sz w:val="18"/>
               </w:rPr>
-              <w:t>95\% \dots 99\%</w:t>
+              <w:t>95\% ... 99\%</w:t>
             </w:r>
           </w:p>
         </w:tc>
@@ -2045,11 +2022,10 @@
             </w:pPr>
             <w:r>
               <w:rPr>
-                <w:i/>
-                <w:color w:val="145AA0"/>
+                <w:color w:val="282C34"/>
                 <w:sz w:val="18"/>
               </w:rPr>
-              <w:t>10\,W \dots 500\,kW</w:t>
+              <w:t>10 W ... 500 kW</w:t>
             </w:r>
           </w:p>
         </w:tc>
@@ -2070,11 +2046,10 @@
             </w:pPr>
             <w:r>
               <w:rPr>
-                <w:i/>
-                <w:color w:val="145AA0"/>
+                <w:color w:val="282C34"/>
                 <w:sz w:val="18"/>
               </w:rPr>
-              <w:t>90\% \dots 98.5\%</w:t>
+              <w:t>90\% ... 98.5\%</w:t>
             </w:r>
           </w:p>
         </w:tc>
